--- a/docs/fase5_evaluacion/Informe_Fase5_v5.docx
+++ b/docs/fase5_evaluacion/Informe_Fase5_v5.docx
@@ -832,7 +832,15 @@
         <w:t xml:space="preserve">una sola vez</w:t>
       </w:r>
       <w:r>
-        <w:t xml:space="preserve">, los modelos congelados de la Fase 4 en 2024, un año que nunca vieron. Antes de abrir ese año se dejó todo escrito y con huella digital, para que nada pudiera ajustarse mirando los resultados.</w:t>
+        <w:t xml:space="preserve">, los modelos congelados de la Fase 4 en 2024, un año que esos modelos nunca vieron. Antes de abrir ese año se dejó todo escrito y con huella digital, para que nada pudiera ajustarse mirando los resultados.</w:t>
+      </w:r>
+    </w:p>
+    <w:p>
+      <w:pPr>
+        <w:spacing w:after="120" w:line="276"/>
+      </w:pPr>
+      <w:r>
+        <w:t xml:space="preserve">Una advertencia: 2024 no fue un año ciego para el autor. El 27-09-2026, un prototipo anterior del proyecto se evaluó en 2024 y publicó sus resultados (incidente I-01). Por eso la enmienda 01 al protocolo agrega una validación que prueba en 2023 sin tocar 2024.</w:t>
       </w:r>
     </w:p>
     <w:p>
@@ -3103,7 +3111,7 @@
                 <w:sz w:val="19"/>
                 <w:szCs w:val="19"/>
               </w:rPr>
-              <w:t xml:space="preserve">18-10-2026</w:t>
+              <w:t xml:space="preserve">03-08-2026</w:t>
             </w:r>
           </w:p>
         </w:tc>
@@ -3134,7 +3142,7 @@
                 <w:sz w:val="19"/>
                 <w:szCs w:val="19"/>
               </w:rPr>
-              <w:t xml:space="preserve">Fase 3 ejecutada; informe de la Fase 3 y planes de las Fases 3 y 4</w:t>
+              <w:t xml:space="preserve">Informe de seminario: objetivos y criterios de aceptación</w:t>
             </w:r>
           </w:p>
         </w:tc>
@@ -3201,7 +3209,7 @@
                 <w:sz w:val="19"/>
                 <w:szCs w:val="19"/>
               </w:rPr>
-              <w:t xml:space="preserve">19-10-2026 03:01</w:t>
+              <w:t xml:space="preserve">27-09-2026 20:33</w:t>
             </w:r>
           </w:p>
         </w:tc>
@@ -3232,7 +3240,7 @@
                 <w:sz w:val="19"/>
                 <w:szCs w:val="19"/>
               </w:rPr>
-              <w:t xml:space="preserve">Informe de la Fase 4 (modelos congelados)</w:t>
+              <w:t xml:space="preserve">Fase 1 publicada en GitHub (pre-registro verificable de la Fase 1)</w:t>
             </w:r>
           </w:p>
         </w:tc>
@@ -3299,7 +3307,7 @@
                 <w:sz w:val="19"/>
                 <w:szCs w:val="19"/>
               </w:rPr>
-              <w:t xml:space="preserve">19-10-2026 12:16</w:t>
+              <w:t xml:space="preserve">27-09-2026 20:58</w:t>
             </w:r>
           </w:p>
         </w:tc>
@@ -3330,7 +3338,14 @@
                 <w:sz w:val="19"/>
                 <w:szCs w:val="19"/>
               </w:rPr>
-              <w:t xml:space="preserve">Pre-registro del protocolo de la Fase 5 (huella SHA-256 5624bdae…)</w:t>
+              <w:t xml:space="preserve">Un prototipo anterior se evalúa en 2024 y publica sus resultados</w:t>
+            </w:r>
+            <w:r>
+              <w:rPr>
+                <w:sz w:val="19"/>
+                <w:szCs w:val="19"/>
+              </w:rPr>
+              <w:t xml:space="preserve"> (incidente I-01)</w:t>
             </w:r>
           </w:p>
         </w:tc>
@@ -3361,7 +3376,7 @@
                 <w:sz w:val="19"/>
                 <w:szCs w:val="19"/>
               </w:rPr>
-              <w:t xml:space="preserve">Antes</w:t>
+              <w:t xml:space="preserve">Antes del sello, pero usa el desenlace de 2024</w:t>
             </w:r>
           </w:p>
         </w:tc>
@@ -3397,7 +3412,7 @@
                 <w:sz w:val="19"/>
                 <w:szCs w:val="19"/>
               </w:rPr>
-              <w:t xml:space="preserve">19-10-2026 12:24</w:t>
+              <w:t xml:space="preserve">18-10-2026</w:t>
             </w:r>
           </w:p>
         </w:tc>
@@ -3428,7 +3443,7 @@
                 <w:sz w:val="19"/>
                 <w:szCs w:val="19"/>
               </w:rPr>
-              <w:t xml:space="preserve">Plan e informe de preparación de la Fase 5</w:t>
+              <w:t xml:space="preserve">Fase 3 ejecutada; informe de la Fase 3 y planes de las Fases 3 y 4</w:t>
             </w:r>
           </w:p>
         </w:tc>
@@ -3495,7 +3510,7 @@
                 <w:sz w:val="19"/>
                 <w:szCs w:val="19"/>
               </w:rPr>
-              <w:t xml:space="preserve">19-10-2026 13:04</w:t>
+              <w:t xml:space="preserve">19-10-2026 03:01</w:t>
             </w:r>
           </w:p>
         </w:tc>
@@ -3526,7 +3541,7 @@
                 <w:sz w:val="19"/>
                 <w:szCs w:val="19"/>
               </w:rPr>
-              <w:t xml:space="preserve">Apertura única del desenlace de 2024</w:t>
+              <w:t xml:space="preserve">Informe de la Fase 4 (modelos congelados)</w:t>
             </w:r>
           </w:p>
         </w:tc>
@@ -3557,7 +3572,7 @@
                 <w:sz w:val="19"/>
                 <w:szCs w:val="19"/>
               </w:rPr>
-              <w:t xml:space="preserve">—</w:t>
+              <w:t xml:space="preserve">Antes</w:t>
             </w:r>
           </w:p>
         </w:tc>
@@ -3593,7 +3608,7 @@
                 <w:sz w:val="19"/>
                 <w:szCs w:val="19"/>
               </w:rPr>
-              <w:t xml:space="preserve">19-10-2026 13:38</w:t>
+              <w:t xml:space="preserve">19-10-2026 12:16</w:t>
             </w:r>
           </w:p>
         </w:tc>
@@ -3624,7 +3639,7 @@
                 <w:sz w:val="19"/>
                 <w:szCs w:val="19"/>
               </w:rPr>
-              <w:t xml:space="preserve">Informe de evaluación de la Fase 5</w:t>
+              <w:t xml:space="preserve">Pre-registro del protocolo de la Fase 5 (huella SHA-256 5624bdae…)</w:t>
             </w:r>
           </w:p>
         </w:tc>
@@ -3655,7 +3670,7 @@
                 <w:sz w:val="19"/>
                 <w:szCs w:val="19"/>
               </w:rPr>
-              <w:t xml:space="preserve">Después</w:t>
+              <w:t xml:space="preserve">Antes</w:t>
             </w:r>
           </w:p>
         </w:tc>
@@ -3691,7 +3706,7 @@
                 <w:sz w:val="19"/>
                 <w:szCs w:val="19"/>
               </w:rPr>
-              <w:t xml:space="preserve">19-10-2026 22:53</w:t>
+              <w:t xml:space="preserve">19-10-2026 12:24</w:t>
             </w:r>
           </w:p>
         </w:tc>
@@ -3722,7 +3737,7 @@
                 <w:sz w:val="19"/>
                 <w:szCs w:val="19"/>
               </w:rPr>
-              <w:t xml:space="preserve">Versiones «v4 consenso» de los informes de las Fases 1 a 4</w:t>
+              <w:t xml:space="preserve">Plan e informe de preparación de la Fase 5</w:t>
             </w:r>
           </w:p>
         </w:tc>
@@ -3753,7 +3768,7 @@
                 <w:sz w:val="19"/>
                 <w:szCs w:val="19"/>
               </w:rPr>
-              <w:t xml:space="preserve">Después</w:t>
+              <w:t xml:space="preserve">Antes</w:t>
             </w:r>
           </w:p>
         </w:tc>
@@ -3789,6 +3804,300 @@
                 <w:sz w:val="19"/>
                 <w:szCs w:val="19"/>
               </w:rPr>
+              <w:t xml:space="preserve">19-10-2026 13:04</w:t>
+            </w:r>
+          </w:p>
+        </w:tc>
+        <w:tc>
+          <w:tcPr>
+            <w:tcW w:type="dxa" w:w="5419"/>
+            <w:tcBorders>
+              <w:top w:val="single" w:color="D9D9D9" w:sz="4"/>
+              <w:left w:val="single" w:color="D9D9D9" w:sz="4"/>
+              <w:bottom w:val="single" w:color="D9D9D9" w:sz="4"/>
+              <w:right w:val="single" w:color="D9D9D9" w:sz="4"/>
+            </w:tcBorders>
+            <w:shd w:fill="FFFFFF" w:color="auto" w:val="clear"/>
+            <w:tcMar>
+              <w:top w:type="dxa" w:w="70"/>
+              <w:left w:type="dxa" w:w="110"/>
+              <w:bottom w:type="dxa" w:w="70"/>
+              <w:right w:type="dxa" w:w="110"/>
+            </w:tcMar>
+            <w:vAlign w:val="top"/>
+          </w:tcPr>
+          <w:p>
+            <w:pPr>
+              <w:spacing w:after="40" w:line="252"/>
+            </w:pPr>
+            <w:r>
+              <w:rPr>
+                <w:sz w:val="19"/>
+                <w:szCs w:val="19"/>
+              </w:rPr>
+              <w:t xml:space="preserve">Apertura única del desenlace de 2024</w:t>
+            </w:r>
+          </w:p>
+        </w:tc>
+        <w:tc>
+          <w:tcPr>
+            <w:tcW w:type="dxa" w:w="1970"/>
+            <w:tcBorders>
+              <w:top w:val="single" w:color="D9D9D9" w:sz="4"/>
+              <w:left w:val="single" w:color="D9D9D9" w:sz="4"/>
+              <w:bottom w:val="single" w:color="D9D9D9" w:sz="4"/>
+              <w:right w:val="single" w:color="D9D9D9" w:sz="4"/>
+            </w:tcBorders>
+            <w:shd w:fill="FFFFFF" w:color="auto" w:val="clear"/>
+            <w:tcMar>
+              <w:top w:type="dxa" w:w="70"/>
+              <w:left w:type="dxa" w:w="110"/>
+              <w:bottom w:type="dxa" w:w="70"/>
+              <w:right w:type="dxa" w:w="110"/>
+            </w:tcMar>
+            <w:vAlign w:val="top"/>
+          </w:tcPr>
+          <w:p>
+            <w:pPr>
+              <w:spacing w:after="40" w:line="252"/>
+            </w:pPr>
+            <w:r>
+              <w:rPr>
+                <w:sz w:val="19"/>
+                <w:szCs w:val="19"/>
+              </w:rPr>
+              <w:t xml:space="preserve">—</w:t>
+            </w:r>
+          </w:p>
+        </w:tc>
+      </w:tr>
+      <w:tr>
+        <w:trPr>
+          <w:cantSplit/>
+        </w:trPr>
+        <w:tc>
+          <w:tcPr>
+            <w:tcW w:type="dxa" w:w="1971"/>
+            <w:tcBorders>
+              <w:top w:val="single" w:color="D9D9D9" w:sz="4"/>
+              <w:left w:val="single" w:color="D9D9D9" w:sz="4"/>
+              <w:bottom w:val="single" w:color="D9D9D9" w:sz="4"/>
+              <w:right w:val="single" w:color="D9D9D9" w:sz="4"/>
+            </w:tcBorders>
+            <w:shd w:fill="F7F7F7" w:color="auto" w:val="clear"/>
+            <w:tcMar>
+              <w:top w:type="dxa" w:w="70"/>
+              <w:left w:type="dxa" w:w="110"/>
+              <w:bottom w:type="dxa" w:w="70"/>
+              <w:right w:type="dxa" w:w="110"/>
+            </w:tcMar>
+            <w:vAlign w:val="top"/>
+          </w:tcPr>
+          <w:p>
+            <w:pPr>
+              <w:spacing w:after="40" w:line="252"/>
+            </w:pPr>
+            <w:r>
+              <w:rPr>
+                <w:sz w:val="19"/>
+                <w:szCs w:val="19"/>
+              </w:rPr>
+              <w:t xml:space="preserve">19-10-2026 13:38</w:t>
+            </w:r>
+          </w:p>
+        </w:tc>
+        <w:tc>
+          <w:tcPr>
+            <w:tcW w:type="dxa" w:w="5419"/>
+            <w:tcBorders>
+              <w:top w:val="single" w:color="D9D9D9" w:sz="4"/>
+              <w:left w:val="single" w:color="D9D9D9" w:sz="4"/>
+              <w:bottom w:val="single" w:color="D9D9D9" w:sz="4"/>
+              <w:right w:val="single" w:color="D9D9D9" w:sz="4"/>
+            </w:tcBorders>
+            <w:shd w:fill="F7F7F7" w:color="auto" w:val="clear"/>
+            <w:tcMar>
+              <w:top w:type="dxa" w:w="70"/>
+              <w:left w:type="dxa" w:w="110"/>
+              <w:bottom w:type="dxa" w:w="70"/>
+              <w:right w:type="dxa" w:w="110"/>
+            </w:tcMar>
+            <w:vAlign w:val="top"/>
+          </w:tcPr>
+          <w:p>
+            <w:pPr>
+              <w:spacing w:after="40" w:line="252"/>
+            </w:pPr>
+            <w:r>
+              <w:rPr>
+                <w:sz w:val="19"/>
+                <w:szCs w:val="19"/>
+              </w:rPr>
+              <w:t xml:space="preserve">Informe de evaluación de la Fase 5</w:t>
+            </w:r>
+          </w:p>
+        </w:tc>
+        <w:tc>
+          <w:tcPr>
+            <w:tcW w:type="dxa" w:w="1970"/>
+            <w:tcBorders>
+              <w:top w:val="single" w:color="D9D9D9" w:sz="4"/>
+              <w:left w:val="single" w:color="D9D9D9" w:sz="4"/>
+              <w:bottom w:val="single" w:color="D9D9D9" w:sz="4"/>
+              <w:right w:val="single" w:color="D9D9D9" w:sz="4"/>
+            </w:tcBorders>
+            <w:shd w:fill="F7F7F7" w:color="auto" w:val="clear"/>
+            <w:tcMar>
+              <w:top w:type="dxa" w:w="70"/>
+              <w:left w:type="dxa" w:w="110"/>
+              <w:bottom w:type="dxa" w:w="70"/>
+              <w:right w:type="dxa" w:w="110"/>
+            </w:tcMar>
+            <w:vAlign w:val="top"/>
+          </w:tcPr>
+          <w:p>
+            <w:pPr>
+              <w:spacing w:after="40" w:line="252"/>
+            </w:pPr>
+            <w:r>
+              <w:rPr>
+                <w:sz w:val="19"/>
+                <w:szCs w:val="19"/>
+              </w:rPr>
+              <w:t xml:space="preserve">Después</w:t>
+            </w:r>
+          </w:p>
+        </w:tc>
+      </w:tr>
+      <w:tr>
+        <w:trPr>
+          <w:cantSplit/>
+        </w:trPr>
+        <w:tc>
+          <w:tcPr>
+            <w:tcW w:type="dxa" w:w="1971"/>
+            <w:tcBorders>
+              <w:top w:val="single" w:color="D9D9D9" w:sz="4"/>
+              <w:left w:val="single" w:color="D9D9D9" w:sz="4"/>
+              <w:bottom w:val="single" w:color="D9D9D9" w:sz="4"/>
+              <w:right w:val="single" w:color="D9D9D9" w:sz="4"/>
+            </w:tcBorders>
+            <w:shd w:fill="FFFFFF" w:color="auto" w:val="clear"/>
+            <w:tcMar>
+              <w:top w:type="dxa" w:w="70"/>
+              <w:left w:type="dxa" w:w="110"/>
+              <w:bottom w:type="dxa" w:w="70"/>
+              <w:right w:type="dxa" w:w="110"/>
+            </w:tcMar>
+            <w:vAlign w:val="top"/>
+          </w:tcPr>
+          <w:p>
+            <w:pPr>
+              <w:spacing w:after="40" w:line="252"/>
+            </w:pPr>
+            <w:r>
+              <w:rPr>
+                <w:sz w:val="19"/>
+                <w:szCs w:val="19"/>
+              </w:rPr>
+              <w:t xml:space="preserve">19-10-2026 22:53</w:t>
+            </w:r>
+          </w:p>
+        </w:tc>
+        <w:tc>
+          <w:tcPr>
+            <w:tcW w:type="dxa" w:w="5419"/>
+            <w:tcBorders>
+              <w:top w:val="single" w:color="D9D9D9" w:sz="4"/>
+              <w:left w:val="single" w:color="D9D9D9" w:sz="4"/>
+              <w:bottom w:val="single" w:color="D9D9D9" w:sz="4"/>
+              <w:right w:val="single" w:color="D9D9D9" w:sz="4"/>
+            </w:tcBorders>
+            <w:shd w:fill="FFFFFF" w:color="auto" w:val="clear"/>
+            <w:tcMar>
+              <w:top w:type="dxa" w:w="70"/>
+              <w:left w:type="dxa" w:w="110"/>
+              <w:bottom w:type="dxa" w:w="70"/>
+              <w:right w:type="dxa" w:w="110"/>
+            </w:tcMar>
+            <w:vAlign w:val="top"/>
+          </w:tcPr>
+          <w:p>
+            <w:pPr>
+              <w:spacing w:after="40" w:line="252"/>
+            </w:pPr>
+            <w:r>
+              <w:rPr>
+                <w:sz w:val="19"/>
+                <w:szCs w:val="19"/>
+              </w:rPr>
+              <w:t xml:space="preserve">Versiones «v4 consenso» de los informes de las Fases 1 a 4</w:t>
+            </w:r>
+          </w:p>
+        </w:tc>
+        <w:tc>
+          <w:tcPr>
+            <w:tcW w:type="dxa" w:w="1970"/>
+            <w:tcBorders>
+              <w:top w:val="single" w:color="D9D9D9" w:sz="4"/>
+              <w:left w:val="single" w:color="D9D9D9" w:sz="4"/>
+              <w:bottom w:val="single" w:color="D9D9D9" w:sz="4"/>
+              <w:right w:val="single" w:color="D9D9D9" w:sz="4"/>
+            </w:tcBorders>
+            <w:shd w:fill="FFFFFF" w:color="auto" w:val="clear"/>
+            <w:tcMar>
+              <w:top w:type="dxa" w:w="70"/>
+              <w:left w:type="dxa" w:w="110"/>
+              <w:bottom w:type="dxa" w:w="70"/>
+              <w:right w:type="dxa" w:w="110"/>
+            </w:tcMar>
+            <w:vAlign w:val="top"/>
+          </w:tcPr>
+          <w:p>
+            <w:pPr>
+              <w:spacing w:after="40" w:line="252"/>
+            </w:pPr>
+            <w:r>
+              <w:rPr>
+                <w:sz w:val="19"/>
+                <w:szCs w:val="19"/>
+              </w:rPr>
+              <w:t xml:space="preserve">Después</w:t>
+            </w:r>
+          </w:p>
+        </w:tc>
+      </w:tr>
+      <w:tr>
+        <w:trPr>
+          <w:cantSplit/>
+        </w:trPr>
+        <w:tc>
+          <w:tcPr>
+            <w:tcW w:type="dxa" w:w="1971"/>
+            <w:tcBorders>
+              <w:top w:val="single" w:color="D9D9D9" w:sz="4"/>
+              <w:left w:val="single" w:color="D9D9D9" w:sz="4"/>
+              <w:bottom w:val="single" w:color="D9D9D9" w:sz="4"/>
+              <w:right w:val="single" w:color="D9D9D9" w:sz="4"/>
+            </w:tcBorders>
+            <w:shd w:fill="F7F7F7" w:color="auto" w:val="clear"/>
+            <w:tcMar>
+              <w:top w:type="dxa" w:w="70"/>
+              <w:left w:type="dxa" w:w="110"/>
+              <w:bottom w:type="dxa" w:w="70"/>
+              <w:right w:type="dxa" w:w="110"/>
+            </w:tcMar>
+            <w:vAlign w:val="top"/>
+          </w:tcPr>
+          <w:p>
+            <w:pPr>
+              <w:spacing w:after="40" w:line="252"/>
+            </w:pPr>
+            <w:r>
+              <w:rPr>
+                <w:sz w:val="19"/>
+                <w:szCs w:val="19"/>
+              </w:rPr>
               <w:t xml:space="preserve">20/21-10-2026</w:t>
             </w:r>
           </w:p>
@@ -3802,6 +4111,73 @@
               <w:bottom w:val="single" w:color="D9D9D9" w:sz="4"/>
               <w:right w:val="single" w:color="D9D9D9" w:sz="4"/>
             </w:tcBorders>
+            <w:shd w:fill="F7F7F7" w:color="auto" w:val="clear"/>
+            <w:tcMar>
+              <w:top w:type="dxa" w:w="70"/>
+              <w:left w:type="dxa" w:w="110"/>
+              <w:bottom w:type="dxa" w:w="70"/>
+              <w:right w:type="dxa" w:w="110"/>
+            </w:tcMar>
+            <w:vAlign w:val="top"/>
+          </w:tcPr>
+          <w:p>
+            <w:pPr>
+              <w:spacing w:after="40" w:line="252"/>
+            </w:pPr>
+            <w:r>
+              <w:rPr>
+                <w:sz w:val="19"/>
+                <w:szCs w:val="19"/>
+              </w:rPr>
+              <w:t xml:space="preserve">Auditoría externa y reproducción independiente desde cero</w:t>
+            </w:r>
+          </w:p>
+        </w:tc>
+        <w:tc>
+          <w:tcPr>
+            <w:tcW w:type="dxa" w:w="1970"/>
+            <w:tcBorders>
+              <w:top w:val="single" w:color="D9D9D9" w:sz="4"/>
+              <w:left w:val="single" w:color="D9D9D9" w:sz="4"/>
+              <w:bottom w:val="single" w:color="D9D9D9" w:sz="4"/>
+              <w:right w:val="single" w:color="D9D9D9" w:sz="4"/>
+            </w:tcBorders>
+            <w:shd w:fill="F7F7F7" w:color="auto" w:val="clear"/>
+            <w:tcMar>
+              <w:top w:type="dxa" w:w="70"/>
+              <w:left w:type="dxa" w:w="110"/>
+              <w:bottom w:type="dxa" w:w="70"/>
+              <w:right w:type="dxa" w:w="110"/>
+            </w:tcMar>
+            <w:vAlign w:val="top"/>
+          </w:tcPr>
+          <w:p>
+            <w:pPr>
+              <w:spacing w:after="40" w:line="252"/>
+            </w:pPr>
+            <w:r>
+              <w:rPr>
+                <w:sz w:val="19"/>
+                <w:szCs w:val="19"/>
+              </w:rPr>
+              <w:t xml:space="preserve">Después</w:t>
+            </w:r>
+          </w:p>
+        </w:tc>
+      </w:tr>
+      <w:tr>
+        <w:trPr>
+          <w:cantSplit/>
+        </w:trPr>
+        <w:tc>
+          <w:tcPr>
+            <w:tcW w:type="dxa" w:w="1971"/>
+            <w:tcBorders>
+              <w:top w:val="single" w:color="D9D9D9" w:sz="4"/>
+              <w:left w:val="single" w:color="D9D9D9" w:sz="4"/>
+              <w:bottom w:val="single" w:color="D9D9D9" w:sz="4"/>
+              <w:right w:val="single" w:color="D9D9D9" w:sz="4"/>
+            </w:tcBorders>
             <w:shd w:fill="FFFFFF" w:color="auto" w:val="clear"/>
             <w:tcMar>
               <w:top w:type="dxa" w:w="70"/>
@@ -3820,7 +4196,38 @@
                 <w:sz w:val="19"/>
                 <w:szCs w:val="19"/>
               </w:rPr>
-              <w:t xml:space="preserve">Auditoría externa y reproducción independiente desde cero</w:t>
+              <w:t xml:space="preserve">21-10-2026</w:t>
+            </w:r>
+          </w:p>
+        </w:tc>
+        <w:tc>
+          <w:tcPr>
+            <w:tcW w:type="dxa" w:w="5419"/>
+            <w:tcBorders>
+              <w:top w:val="single" w:color="D9D9D9" w:sz="4"/>
+              <w:left w:val="single" w:color="D9D9D9" w:sz="4"/>
+              <w:bottom w:val="single" w:color="D9D9D9" w:sz="4"/>
+              <w:right w:val="single" w:color="D9D9D9" w:sz="4"/>
+            </w:tcBorders>
+            <w:shd w:fill="FFFFFF" w:color="auto" w:val="clear"/>
+            <w:tcMar>
+              <w:top w:type="dxa" w:w="70"/>
+              <w:left w:type="dxa" w:w="110"/>
+              <w:bottom w:type="dxa" w:w="70"/>
+              <w:right w:type="dxa" w:w="110"/>
+            </w:tcMar>
+            <w:vAlign w:val="top"/>
+          </w:tcPr>
+          <w:p>
+            <w:pPr>
+              <w:spacing w:after="40" w:line="252"/>
+            </w:pPr>
+            <w:r>
+              <w:rPr>
+                <w:sz w:val="19"/>
+                <w:szCs w:val="19"/>
+              </w:rPr>
+              <w:t xml:space="preserve">Registro completo de incidentes (I-01 a I-09) y borrador de la enmienda 01 al protocolo</w:t>
             </w:r>
           </w:p>
         </w:tc>
@@ -7423,7 +7830,18 @@
         <w:t xml:space="preserve">Autorización:</w:t>
       </w:r>
       <w:r>
-        <w:t xml:space="preserve"> falta adjuntar la constancia escrita del profesor guía. Si no se confirma, la evaluación debe declararse hecha sin autorización formal.</w:t>
+        <w:t xml:space="preserve"> falta la constancia escrita del profesor guía. Ya hay una plantilla lista para su firma (</w:t>
+      </w:r>
+      <w:r>
+        <w:rPr>
+          <w:rFonts w:ascii="Consolas" w:cs="Consolas" w:eastAsia="Consolas" w:hAnsi="Consolas"/>
+          <w:sz w:val="19"/>
+          <w:szCs w:val="19"/>
+        </w:rPr>
+        <w:t xml:space="preserve">docs/gobernanza/</w:t>
+      </w:r>
+      <w:r>
+        <w:t xml:space="preserve">). Si no la confirma, la evaluación debe declararse hecha sin autorización formal.</w:t>
       </w:r>
     </w:p>
     <w:p>
@@ -7440,21 +7858,10 @@
           <w:b/>
           <w:bCs/>
         </w:rPr>
-        <w:t xml:space="preserve">Código modificado después de abrir (H-13):</w:t>
-      </w:r>
-      <w:r>
-        <w:t xml:space="preserve"> la huella pre-registrada cubre el protocolo, no el código de </w:t>
-      </w:r>
-      <w:r>
-        <w:rPr>
-          <w:rFonts w:ascii="Consolas" w:cs="Consolas" w:eastAsia="Consolas" w:hAnsi="Consolas"/>
-          <w:sz w:val="19"/>
-          <w:szCs w:val="19"/>
-        </w:rPr>
-        <w:t xml:space="preserve">evaluacion/</w:t>
-      </w:r>
-      <w:r>
-        <w:t xml:space="preserve">. Después de la apertura se recalculó la tabla de traslados salientes (salía en cero porque usaba la cohorte D) y se agregaron pruebas: el informe anterior decía 15 pruebas en G8, la tabla de cierre dice 18. No cambia ningún criterio, modelo ni gráfico.</w:t>
+        <w:t xml:space="preserve">Prototipo evaluado en 2024 (I-01):</w:t>
+      </w:r>
+      <w:r>
+        <w:t xml:space="preserve"> el 27-09-2026, una versión anterior del proyecto probó un modelo en 2024 y publicó cifras globales y por hospital. El pipeline definitivo no usó esos resultados, pero el año no fue ciego para el autor.</w:t>
       </w:r>
     </w:p>
     <w:p>
@@ -7471,20 +7878,21 @@
           <w:b/>
           <w:bCs/>
         </w:rPr>
-        <w:t xml:space="preserve">Traslados entrantes incluidos</w:t>
-      </w:r>
-      <w:r>
-        <w:t xml:space="preserve"> (decisión 16 cambiada; ver Fase 1, sección 8.1) y </w:t>
+        <w:t xml:space="preserve">Código modificado después de abrir (H-13):</w:t>
+      </w:r>
+      <w:r>
+        <w:t xml:space="preserve"> la huella pre-registrada cubre el protocolo, no el código de </w:t>
       </w:r>
       <w:r>
         <w:rPr>
-          <w:b/>
-          <w:bCs/>
+          <w:rFonts w:ascii="Consolas" w:cs="Consolas" w:eastAsia="Consolas" w:hAnsi="Consolas"/>
+          <w:sz w:val="19"/>
+          <w:szCs w:val="19"/>
         </w:rPr>
-        <w:t xml:space="preserve">sensibilidad 2020–2021 no hecha</w:t>
-      </w:r>
-      <w:r>
-        <w:t xml:space="preserve"> en el proyecto (la auditoría la ejecutó después).</w:t>
+        <w:t xml:space="preserve">evaluacion/</w:t>
+      </w:r>
+      <w:r>
+        <w:t xml:space="preserve">. Después de la apertura se recalculó la tabla de traslados salientes (salía en cero porque usaba la cohorte D) y se agregaron pruebas: el informe anterior decía 15 pruebas en G8, la tabla de cierre dice 18. No cambia ningún criterio, modelo ni gráfico.</w:t>
       </w:r>
     </w:p>
     <w:p>
@@ -7501,21 +7909,20 @@
           <w:b/>
           <w:bCs/>
         </w:rPr>
-        <w:t xml:space="preserve">Exposiciones de 2024 antes de abrir (H-12):</w:t>
-      </w:r>
-      <w:r>
-        <w:t xml:space="preserve"> una versión anterior del informe de la Fase 2 publicó la mortalidad de 2024; debe agregarse a </w:t>
+        <w:t xml:space="preserve">Traslados entrantes incluidos</w:t>
+      </w:r>
+      <w:r>
+        <w:t xml:space="preserve"> (decisión 16 cambiada; ver Fase 1, sección 8.1) y </w:t>
       </w:r>
       <w:r>
         <w:rPr>
-          <w:rFonts w:ascii="Consolas" w:cs="Consolas" w:eastAsia="Consolas" w:hAnsi="Consolas"/>
-          <w:sz w:val="19"/>
-          <w:szCs w:val="19"/>
+          <w:b/>
+          <w:bCs/>
         </w:rPr>
-        <w:t xml:space="preserve">INCIDENTES.md</w:t>
-      </w:r>
-      <w:r>
-        <w:t xml:space="preserve">.</w:t>
+        <w:t xml:space="preserve">sensibilidad 2020–2021 no hecha</w:t>
+      </w:r>
+      <w:r>
+        <w:t xml:space="preserve"> en el proyecto (la auditoría la ejecutó después).</w:t>
       </w:r>
     </w:p>
     <w:p>
@@ -7532,21 +7939,10 @@
           <w:b/>
           <w:bCs/>
         </w:rPr>
-        <w:t xml:space="preserve">Privacidad en el código de pruebas (H-09):</w:t>
-      </w:r>
-      <w:r>
-        <w:t xml:space="preserve"> </w:t>
-      </w:r>
-      <w:r>
-        <w:rPr>
-          <w:rFonts w:ascii="Consolas" w:cs="Consolas" w:eastAsia="Consolas" w:hAnsi="Consolas"/>
-          <w:sz w:val="19"/>
-          <w:szCs w:val="19"/>
-        </w:rPr>
-        <w:t xml:space="preserve">tests/test_privacidad_derivada.py</w:t>
-      </w:r>
-      <w:r>
-        <w:t xml:space="preserve"> usa como ejemplo los valores reales de la única fila suprimida, con los que se puede reconstruir su conteo. Hay que reemplazarlos por valores sintéticos.</w:t>
+        <w:t xml:space="preserve">Exposiciones de 2024 antes de abrir (H-12):</w:t>
+      </w:r>
+      <w:r>
+        <w:t xml:space="preserve"> una versión anterior del informe de la Fase 2 publicó la mortalidad de 2024 (I-02), y la Fase 2 describió los predictores de 2024 (I-03).</w:t>
       </w:r>
     </w:p>
     <w:p>
@@ -7563,10 +7959,10 @@
           <w:b/>
           <w:bCs/>
         </w:rPr>
-        <w:t xml:space="preserve">Relectura de verificación:</w:t>
-      </w:r>
-      <w:r>
-        <w:t xml:space="preserve"> la reproducción independiente leyó 2024 una vez en una copia aislada, con su propio registro; el registro del proyecto no se tocó. No es un segundo examen y debe declararse en </w:t>
+        <w:t xml:space="preserve">Privacidad en el código de pruebas (H-09):</w:t>
+      </w:r>
+      <w:r>
+        <w:t xml:space="preserve"> </w:t>
       </w:r>
       <w:r>
         <w:rPr>
@@ -7574,10 +7970,61 @@
           <w:sz w:val="19"/>
           <w:szCs w:val="19"/>
         </w:rPr>
-        <w:t xml:space="preserve">INCIDENTES.md</w:t>
-      </w:r>
-      <w:r>
-        <w:t xml:space="preserve">.</w:t>
+        <w:t xml:space="preserve">tests/test_privacidad_derivada.py</w:t>
+      </w:r>
+      <w:r>
+        <w:t xml:space="preserve"> usaba como ejemplo los valores reales de la única fila suprimida. Ya usa valores inventados. Lo que queda del historial público de GitHub está en el incidente I-09.</w:t>
+      </w:r>
+    </w:p>
+    <w:p>
+      <w:pPr>
+        <w:pStyle w:val="ListParagraph"/>
+        <w:numPr>
+          <w:ilvl w:val="0"/>
+          <w:numId w:val="2"/>
+        </w:numPr>
+        <w:spacing w:after="80" w:line="264"/>
+      </w:pPr>
+      <w:r>
+        <w:rPr>
+          <w:b/>
+          <w:bCs/>
+        </w:rPr>
+        <w:t xml:space="preserve">Relectura de verificación:</w:t>
+      </w:r>
+      <w:r>
+        <w:t xml:space="preserve"> la reproducción independiente leyó 2024 una vez en una copia aislada, con su propio registro; el registro del proyecto no se tocó. No es un segundo examen (I-07).</w:t>
+      </w:r>
+    </w:p>
+    <w:p>
+      <w:pPr>
+        <w:pStyle w:val="ListParagraph"/>
+        <w:numPr>
+          <w:ilvl w:val="0"/>
+          <w:numId w:val="2"/>
+        </w:numPr>
+        <w:spacing w:after="80" w:line="264"/>
+      </w:pPr>
+      <w:r>
+        <w:rPr>
+          <w:b/>
+          <w:bCs/>
+        </w:rPr>
+        <w:t xml:space="preserve">Registro completo:</w:t>
+      </w:r>
+      <w:r>
+        <w:t xml:space="preserve"> todos los incidentes están en </w:t>
+      </w:r>
+      <w:r>
+        <w:rPr>
+          <w:rFonts w:ascii="Consolas" w:cs="Consolas" w:eastAsia="Consolas" w:hAnsi="Consolas"/>
+          <w:sz w:val="19"/>
+          <w:szCs w:val="19"/>
+        </w:rPr>
+        <w:t xml:space="preserve">documentos/INCIDENTES.md</w:t>
+      </w:r>
+      <w:r>
+        <w:t xml:space="preserve"> (I-01 a I-09), con evidencia, impacto y medida.</w:t>
       </w:r>
     </w:p>
     <w:p>

--- a/docs/fase5_evaluacion/Informe_Fase5_v5.docx
+++ b/docs/fase5_evaluacion/Informe_Fase5_v5.docx
@@ -4227,7 +4227,7 @@
                 <w:sz w:val="19"/>
                 <w:szCs w:val="19"/>
               </w:rPr>
-              <w:t xml:space="preserve">Registro completo de incidentes (I-01 a I-09) y borrador de la enmienda 01 al protocolo</w:t>
+              <w:t xml:space="preserve">Registro completo de incidentes (I-01 a I-10) y borrador de la enmienda 01 al protocolo</w:t>
             </w:r>
           </w:p>
         </w:tc>
@@ -7827,10 +7827,20 @@
           <w:b/>
           <w:bCs/>
         </w:rPr>
-        <w:t xml:space="preserve">Autorización:</w:t>
-      </w:r>
-      <w:r>
-        <w:t xml:space="preserve"> falta la constancia escrita del profesor guía. Ya hay una plantilla lista para su firma (</w:t>
+        <w:t xml:space="preserve">Autorización (I-10):</w:t>
+      </w:r>
+      <w:r>
+        <w:t xml:space="preserve"> la apertura se hizo con la aprobación informada por el estudiante. El profesor guía dio su autorización después de conocer los resultados, así que su constancia es una </w:t>
+      </w:r>
+      <w:r>
+        <w:rPr>
+          <w:b/>
+          <w:bCs/>
+        </w:rPr>
+        <w:t xml:space="preserve">ratificación posterior</w:t>
+      </w:r>
+      <w:r>
+        <w:t xml:space="preserve"> (plantilla en </w:t>
       </w:r>
       <w:r>
         <w:rPr>
@@ -7841,7 +7851,7 @@
         <w:t xml:space="preserve">docs/gobernanza/</w:t>
       </w:r>
       <w:r>
-        <w:t xml:space="preserve">). Si no la confirma, la evaluación debe declararse hecha sin autorización formal.</w:t>
+        <w:t xml:space="preserve">). No cambia ninguna cifra, porque el protocolo se pre-registró antes de abrir. Pero la evaluación debe describirse como ratificada después, no como autorizada antes.</w:t>
       </w:r>
     </w:p>
     <w:p>
@@ -8024,7 +8034,7 @@
         <w:t xml:space="preserve">documentos/INCIDENTES.md</w:t>
       </w:r>
       <w:r>
-        <w:t xml:space="preserve"> (I-01 a I-09), con evidencia, impacto y medida.</w:t>
+        <w:t xml:space="preserve"> (I-01 a I-10), con evidencia, impacto y medida.</w:t>
       </w:r>
     </w:p>
     <w:p>
